--- a/Hagyatéki részleg/PéldaSablonok/Ingatlan/alap_ingatlan.docx
+++ b/Hagyatéki részleg/PéldaSablonok/Ingatlan/alap_ingatlan.docx
@@ -1,6 +1,6 @@
 
 <file path=word/document.xml><?xml version="1.0" encoding="utf-8"?>
-<w:document xmlns:wpc="http://schemas.microsoft.com/office/word/2010/wordprocessingCanvas" xmlns:cx="http://schemas.microsoft.com/office/drawing/2014/chartex" xmlns:cx1="http://schemas.microsoft.com/office/drawing/2015/9/8/chartex" xmlns:cx2="http://schemas.microsoft.com/office/drawing/2015/10/21/chartex" xmlns:cx3="http://schemas.microsoft.com/office/drawing/2016/5/9/chartex" xmlns:cx4="http://schemas.microsoft.com/office/drawing/2016/5/10/chartex" xmlns:cx5="http://schemas.microsoft.com/office/drawing/2016/5/11/chartex" xmlns:cx6="http://schemas.microsoft.com/office/drawing/2016/5/12/chartex" xmlns:cx7="http://schemas.microsoft.com/office/drawing/2016/5/13/chartex" xmlns:cx8="http://schemas.microsoft.com/office/drawing/2016/5/14/chartex" xmlns:mc="http://schemas.openxmlformats.org/markup-compatibility/2006" xmlns:m="http://schemas.openxmlformats.org/officeDocument/2006/math" xmlns:aink="http://schemas.microsoft.com/office/drawing/2016/ink" xmlns:am3d="http://schemas.microsoft.com/office/drawing/2017/model3d" xmlns:oel="http://schemas.microsoft.com/office/2019/extlst" xmlns:r="http://schemas.openxmlformats.org/officeDocument/2006/relationships" xmlns:wp14="http://schemas.microsoft.com/office/word/2010/wordprocessingDrawing" xmlns:wp="http://schemas.openxmlformats.org/drawingml/2006/wordprocessingDrawing" xmlns:wpg="http://schemas.microsoft.com/office/word/2010/wordprocessingGroup" xmlns:wpi="http://schemas.microsoft.com/office/word/2010/wordprocessingInk" xmlns:wps="http://schemas.microsoft.com/office/word/2010/wordprocessingShape" xmlns:o="urn:schemas-microsoft-com:office:office" xmlns:v="urn:schemas-microsoft-com:vml" xmlns:w10="urn:schemas-microsoft-com:office:word" xmlns:w="http://schemas.openxmlformats.org/wordprocessingml/2006/main" xmlns:w14="http://schemas.microsoft.com/office/word/2010/wordml" xmlns:w15="http://schemas.microsoft.com/office/word/2012/wordml" xmlns:w16cex="http://schemas.microsoft.com/office/word/2018/wordml/cex" xmlns:w16cid="http://schemas.microsoft.com/office/word/2016/wordml/cid" xmlns:w16="http://schemas.microsoft.com/office/word/2018/wordml" xmlns:w16sdtdh="http://schemas.microsoft.com/office/word/2020/wordml/sdtdatahash" xmlns:w16sdtfl="http://schemas.microsoft.com/office/word/2024/wordml/sdtformatlock" xmlns:w16se="http://schemas.microsoft.com/office/word/2015/wordml/symex" xmlns:w16du="http://schemas.microsoft.com/office/word/2023/wordml/word16du" xmlns:wne="http://schemas.microsoft.com/office/word/2006/wordml" mc:Ignorable="w14 w15 w16se w16cid w16 w16cex w16sdtdh w16sdtfl w16du wp14">
+<w:document xmlns:wpc="http://schemas.microsoft.com/office/word/2010/wordprocessingCanvas" xmlns:cx="http://schemas.microsoft.com/office/drawing/2014/chartex" xmlns:cx1="http://schemas.microsoft.com/office/drawing/2015/9/8/chartex" xmlns:cx2="http://schemas.microsoft.com/office/drawing/2015/10/21/chartex" xmlns:cx3="http://schemas.microsoft.com/office/drawing/2016/5/9/chartex" xmlns:cx4="http://schemas.microsoft.com/office/drawing/2016/5/10/chartex" xmlns:cx5="http://schemas.microsoft.com/office/drawing/2016/5/11/chartex" xmlns:cx6="http://schemas.microsoft.com/office/drawing/2016/5/12/chartex" xmlns:cx7="http://schemas.microsoft.com/office/drawing/2016/5/13/chartex" xmlns:cx8="http://schemas.microsoft.com/office/drawing/2016/5/14/chartex" xmlns:mc="http://schemas.openxmlformats.org/markup-compatibility/2006" xmlns:aink="http://schemas.microsoft.com/office/drawing/2016/ink" xmlns:am3d="http://schemas.microsoft.com/office/drawing/2017/model3d" xmlns:o="urn:schemas-microsoft-com:office:office" xmlns:r="http://schemas.openxmlformats.org/officeDocument/2006/relationships" xmlns:m="http://schemas.openxmlformats.org/officeDocument/2006/math" xmlns:v="urn:schemas-microsoft-com:vml" xmlns:wp14="http://schemas.microsoft.com/office/word/2010/wordprocessingDrawing" xmlns:wp="http://schemas.openxmlformats.org/drawingml/2006/wordprocessingDrawing" xmlns:w10="urn:schemas-microsoft-com:office:word" xmlns:w="http://schemas.openxmlformats.org/wordprocessingml/2006/main" xmlns:w14="http://schemas.microsoft.com/office/word/2010/wordml" xmlns:w15="http://schemas.microsoft.com/office/word/2012/wordml" xmlns:w16cid="http://schemas.microsoft.com/office/word/2016/wordml/cid" xmlns:w16se="http://schemas.microsoft.com/office/word/2015/wordml/symex" xmlns:wpg="http://schemas.microsoft.com/office/word/2010/wordprocessingGroup" xmlns:wpi="http://schemas.microsoft.com/office/word/2010/wordprocessingInk" xmlns:wne="http://schemas.microsoft.com/office/word/2006/wordml" xmlns:wps="http://schemas.microsoft.com/office/word/2010/wordprocessingShape" mc:Ignorable="w14 w15 w16se w16cid wp14">
   <w:body>
     <w:p>
       <w:pPr>
@@ -56,7 +56,23 @@
           <w:b/>
           <w:color w:val="0000FF"/>
         </w:rPr>
-        <w:t>${ingatlantipus}</w:t>
+        <w:t>${</w:t>
+      </w:r>
+      <w:proofErr w:type="spellStart"/>
+      <w:r>
+        <w:rPr>
+          <w:b/>
+          <w:color w:val="0000FF"/>
+        </w:rPr>
+        <w:t>ingatlantipus</w:t>
+      </w:r>
+      <w:proofErr w:type="spellEnd"/>
+      <w:r>
+        <w:rPr>
+          <w:b/>
+          <w:color w:val="0000FF"/>
+        </w:rPr>
+        <w:t>}</w:t>
       </w:r>
       <w:r>
         <w:rPr>
@@ -66,13 +82,7 @@
         <w:t xml:space="preserve"> </w:t>
       </w:r>
       <w:r>
-        <w:rPr>
-          <w:highlight w:val="yellow"/>
-        </w:rPr>
-        <w:t>megnevezésű</w:t>
-      </w:r>
-      <w:r>
-        <w:t xml:space="preserve"> / ingatlannak, a tulajdoni lap </w:t>
+        <w:t xml:space="preserve">megnevezésű / ingatlannak, a tulajdoni lap </w:t>
       </w:r>
       <w:r>
         <w:t>II</w:t>
@@ -87,6 +97,7 @@
         </w:rPr>
         <w:t>${</w:t>
       </w:r>
+      <w:proofErr w:type="spellStart"/>
       <w:r>
         <w:rPr>
           <w:b/>
@@ -94,6 +105,7 @@
         </w:rPr>
         <w:t>sorszamlista</w:t>
       </w:r>
+      <w:proofErr w:type="spellEnd"/>
       <w:r>
         <w:rPr>
           <w:b/>
@@ -113,6 +125,7 @@
       <w:r>
         <w:t xml:space="preserve"> </w:t>
       </w:r>
+      <w:bookmarkStart w:id="3" w:name="_GoBack"/>
       <w:r>
         <w:rPr>
           <w:b/>
@@ -120,6 +133,7 @@
         </w:rPr>
         <w:t>${</w:t>
       </w:r>
+      <w:proofErr w:type="spellStart"/>
       <w:r>
         <w:rPr>
           <w:b/>
@@ -127,6 +141,7 @@
         </w:rPr>
         <w:t>osszhanyad</w:t>
       </w:r>
+      <w:proofErr w:type="spellEnd"/>
       <w:r>
         <w:rPr>
           <w:b/>
@@ -134,6 +149,7 @@
         </w:rPr>
         <w:t>}</w:t>
       </w:r>
+      <w:bookmarkEnd w:id="3"/>
       <w:r>
         <w:rPr>
           <w:b/>
@@ -145,13 +161,7 @@
         <w:rPr>
           <w:b/>
         </w:rPr>
-        <w:t>tulajdoni illetőségét</w:t>
-      </w:r>
-      <w:r>
-        <w:rPr>
-          <w:bCs/>
-        </w:rPr>
-        <w:t>:</w:t>
+        <w:t>tulajdoni illetőségét:</w:t>
       </w:r>
       <w:r>
         <w:tab/>
@@ -161,13 +171,37 @@
           <w:b/>
           <w:color w:val="0000FF"/>
         </w:rPr>
-        <w:t>${ingatlanertek}</w:t>
-      </w:r>
-      <w:r>
-        <w:rPr>
-          <w:b/>
-        </w:rPr>
-        <w:t>,- Ft</w:t>
+        <w:t>${</w:t>
+      </w:r>
+      <w:proofErr w:type="spellStart"/>
+      <w:r>
+        <w:rPr>
+          <w:b/>
+          <w:color w:val="0000FF"/>
+        </w:rPr>
+        <w:t>ingatlanertek</w:t>
+      </w:r>
+      <w:proofErr w:type="spellEnd"/>
+      <w:proofErr w:type="gramStart"/>
+      <w:r>
+        <w:rPr>
+          <w:b/>
+          <w:color w:val="0000FF"/>
+        </w:rPr>
+        <w:t>}</w:t>
+      </w:r>
+      <w:r>
+        <w:rPr>
+          <w:b/>
+        </w:rPr>
+        <w:t>,-</w:t>
+      </w:r>
+      <w:proofErr w:type="gramEnd"/>
+      <w:r>
+        <w:rPr>
+          <w:b/>
+        </w:rPr>
+        <w:t xml:space="preserve"> Ft</w:t>
       </w:r>
     </w:p>
     <w:p/>
@@ -182,7 +216,7 @@
 </file>
 
 <file path=word/styles.xml><?xml version="1.0" encoding="utf-8"?>
-<w:styles xmlns:mc="http://schemas.openxmlformats.org/markup-compatibility/2006" xmlns:r="http://schemas.openxmlformats.org/officeDocument/2006/relationships" xmlns:w="http://schemas.openxmlformats.org/wordprocessingml/2006/main" xmlns:w14="http://schemas.microsoft.com/office/word/2010/wordml" xmlns:w15="http://schemas.microsoft.com/office/word/2012/wordml" xmlns:w16cex="http://schemas.microsoft.com/office/word/2018/wordml/cex" xmlns:w16cid="http://schemas.microsoft.com/office/word/2016/wordml/cid" xmlns:w16="http://schemas.microsoft.com/office/word/2018/wordml" xmlns:w16sdtdh="http://schemas.microsoft.com/office/word/2020/wordml/sdtdatahash" xmlns:w16sdtfl="http://schemas.microsoft.com/office/word/2024/wordml/sdtformatlock" xmlns:w16se="http://schemas.microsoft.com/office/word/2015/wordml/symex" xmlns:w16du="http://schemas.microsoft.com/office/word/2023/wordml/word16du" mc:Ignorable="w14 w15 w16se w16cid w16 w16cex w16sdtdh w16sdtfl w16du">
+<w:styles xmlns:mc="http://schemas.openxmlformats.org/markup-compatibility/2006" xmlns:r="http://schemas.openxmlformats.org/officeDocument/2006/relationships" xmlns:w="http://schemas.openxmlformats.org/wordprocessingml/2006/main" xmlns:w14="http://schemas.microsoft.com/office/word/2010/wordml" xmlns:w15="http://schemas.microsoft.com/office/word/2012/wordml" xmlns:w16cid="http://schemas.microsoft.com/office/word/2016/wordml/cid" xmlns:w16se="http://schemas.microsoft.com/office/word/2015/wordml/symex" mc:Ignorable="w14 w15 w16se w16cid">
   <w:docDefaults>
     <w:rPrDefault>
       <w:rPr>
@@ -198,7 +232,7 @@
       </w:pPr>
     </w:pPrDefault>
   </w:docDefaults>
-  <w:latentStyles w:defLockedState="0" w:defUIPriority="99" w:defSemiHidden="0" w:defUnhideWhenUsed="0" w:defQFormat="0" w:count="376">
+  <w:latentStyles w:defLockedState="0" w:defUIPriority="99" w:defSemiHidden="0" w:defUnhideWhenUsed="0" w:defQFormat="0" w:count="375">
     <w:lsdException w:name="Normal" w:uiPriority="0" w:qFormat="1"/>
     <w:lsdException w:name="heading 1" w:uiPriority="9" w:qFormat="1"/>
     <w:lsdException w:name="heading 2" w:semiHidden="1" w:uiPriority="9" w:unhideWhenUsed="1" w:qFormat="1"/>
@@ -574,9 +608,8 @@
     <w:lsdException w:name="Smart Hyperlink" w:semiHidden="1" w:unhideWhenUsed="1"/>
     <w:lsdException w:name="Hashtag" w:semiHidden="1" w:unhideWhenUsed="1"/>
     <w:lsdException w:name="Unresolved Mention" w:semiHidden="1" w:unhideWhenUsed="1"/>
-    <w:lsdException w:name="Smart Link" w:semiHidden="1" w:unhideWhenUsed="1"/>
   </w:latentStyles>
-  <w:style w:type="paragraph" w:default="1" w:styleId="Normal">
+  <w:style w:type="paragraph" w:default="1" w:styleId="Norml">
     <w:name w:val="Normal"/>
     <w:qFormat/>
     <w:rsid w:val="004E0AF6"/>
@@ -593,13 +626,13 @@
       <w:lang w:val="hu-HU" w:eastAsia="hu-HU"/>
     </w:rPr>
   </w:style>
-  <w:style w:type="character" w:default="1" w:styleId="DefaultParagraphFont">
+  <w:style w:type="character" w:default="1" w:styleId="Bekezdsalapbettpusa">
     <w:name w:val="Default Paragraph Font"/>
     <w:uiPriority w:val="1"/>
     <w:semiHidden/>
     <w:unhideWhenUsed/>
   </w:style>
-  <w:style w:type="table" w:default="1" w:styleId="TableNormal">
+  <w:style w:type="table" w:default="1" w:styleId="Normltblzat">
     <w:name w:val="Normal Table"/>
     <w:uiPriority w:val="99"/>
     <w:semiHidden/>
@@ -614,7 +647,7 @@
       </w:tblCellMar>
     </w:tblPr>
   </w:style>
-  <w:style w:type="numbering" w:default="1" w:styleId="NoList">
+  <w:style w:type="numbering" w:default="1" w:styleId="Nemlista">
     <w:name w:val="No List"/>
     <w:uiPriority w:val="99"/>
     <w:semiHidden/>
